--- a/data/Agreements Multilateral_Project for the Promotion and Articulation of Innovation Ecosystems in Latin America.docx
+++ b/data/Agreements Multilateral_Project for the Promotion and Articulation of Innovation Ecosystems in Latin America.docx
@@ -55,7 +55,7 @@
         <w:pStyle w:val="FirstParagraph"/>
       </w:pPr>
       <w:r>
-        <w:t xml:space="preserve">The Project for the Promotion and Articulation of Innovation Ecosystems in Latin America, launched by CAF and OEI in 2020, aimed to enhance collaboration between academia and SMEs across seven countries. Over three years, the project trained over 1,600 participants, including university faculty and SME representatives, and facilitated the formulation of 427 innovation challenges. Key achievements included the delivery of 15 Innovation Challenges courses and the establishment of a regional network committed to ongoing collaboration. Lessons learned emphasized the importance of co-creation and trust-building between stakeholders. Moving forward, CAF and OEI are considering a second phase to scale successful initiatives. The project concluded with a closing event in San José, Costa Rica, on March 23, 2023.</w:t>
+        <w:t xml:space="preserve">The CAF and OEI jointly implemented a three-year project (2020-2022) to promote and articulate innovation ecosystems across seven Latin American countries, targeting universities, SMEs, and innovation agencies. The initiative aimed to strengthen academia-business collaboration, build human and institutional capacities for open innovation, and design scalable learning experiences. Key activities included 15 editions of an Innovation Challenges course, certified by the Polytechnic University of Valencia, and partnerships such as with Colombia’s SENA. Over 1,600 participants, including 500 university members and 1,000 SME representatives, were trained, with 427 innovation challenges developed, some securing national funding. The project fostered trust and co-creation between academia and SMEs, consolidating a regional network committed to ongoing collaboration. Plans are underway for a second phase to scale successful innovation challenges and expand the training model’s reach.</w:t>
       </w:r>
     </w:p>
     <w:bookmarkEnd w:id="20"/>
@@ -77,14 +77,7 @@
         </w:numPr>
       </w:pPr>
       <w:r>
-        <w:rPr>
-          <w:b/>
-          <w:bCs/>
-        </w:rPr>
-        <w:t xml:space="preserve">Collaboration Focus</w:t>
-      </w:r>
-      <w:r>
-        <w:t xml:space="preserve">: The project aimed to strengthen partnerships between academia and businesses to address innovation challenges in Latin America.</w:t>
+        <w:t xml:space="preserve">A three-year (2020-2022) project by CAF and OEI aimed at promoting innovation ecosystems in seven Latin American countries, targeting universities, SMEs, and innovation agencies.</w:t>
       </w:r>
     </w:p>
     <w:p>
@@ -96,14 +89,7 @@
         </w:numPr>
       </w:pPr>
       <w:r>
-        <w:rPr>
-          <w:b/>
-          <w:bCs/>
-        </w:rPr>
-        <w:t xml:space="preserve">Capacity Building</w:t>
-      </w:r>
-      <w:r>
-        <w:t xml:space="preserve">: It emphasized building human capital and institutional capacities for open innovation within emerging ecosystems.</w:t>
+        <w:t xml:space="preserve">Objectives included strengthening academia-business collaboration, building human capital for open innovation, and designing scalable, replicable learning experiences.</w:t>
       </w:r>
     </w:p>
     <w:p>
@@ -115,14 +101,7 @@
         </w:numPr>
       </w:pPr>
       <w:r>
-        <w:rPr>
-          <w:b/>
-          <w:bCs/>
-        </w:rPr>
-        <w:t xml:space="preserve">Training Initiatives</w:t>
-      </w:r>
-      <w:r>
-        <w:t xml:space="preserve">: Over 1,600 participants were trained through various courses, enhancing innovation skills among university faculty and SME representatives.</w:t>
+        <w:t xml:space="preserve">Delivered 15 editions of an Innovation Challenges course, trained over 1,600 participants, and involved 18 universities and 661 companies.</w:t>
       </w:r>
     </w:p>
     <w:p>
@@ -134,14 +113,7 @@
         </w:numPr>
       </w:pPr>
       <w:r>
-        <w:rPr>
-          <w:b/>
-          <w:bCs/>
-        </w:rPr>
-        <w:t xml:space="preserve">Regional Network</w:t>
-      </w:r>
-      <w:r>
-        <w:t xml:space="preserve">: The initiative established a network of universities and SMEs committed to ongoing collaboration and knowledge sharing.</w:t>
+        <w:t xml:space="preserve">Achievements include 427 innovation challenges formulated, some securing national science-agency funding, and creation of a regional network for ongoing collaboration.</w:t>
       </w:r>
     </w:p>
     <w:p>
@@ -153,14 +125,19 @@
         </w:numPr>
       </w:pPr>
       <w:r>
-        <w:rPr>
-          <w:b/>
-          <w:bCs/>
-        </w:rPr>
-        <w:t xml:space="preserve">Future Prospects</w:t>
-      </w:r>
-      <w:r>
-        <w:t xml:space="preserve">: Plans for a second phase are underway to scale successful innovation challenges and expand the training model’s reach.</w:t>
+        <w:t xml:space="preserve">Key lessons highlighted the importance of co-creation to tailor innovation tools and overcoming distrust through joint problem-solving.</w:t>
+      </w:r>
+    </w:p>
+    <w:p>
+      <w:pPr>
+        <w:pStyle w:val="Compact"/>
+        <w:numPr>
+          <w:ilvl w:val="0"/>
+          <w:numId w:val="1001"/>
+        </w:numPr>
+      </w:pPr>
+      <w:r>
+        <w:t xml:space="preserve">Plans for a second phase focus on scaling successful innovation challenges and expanding indirect beneficiaries through replication of the training model.</w:t>
       </w:r>
     </w:p>
     <w:bookmarkEnd w:id="21"/>
@@ -230,7 +207,7 @@
               <w:pStyle w:val="Compact"/>
             </w:pPr>
             <w:r>
-              <w:t xml:space="preserve">Organisation of Ibero-American States</w:t>
+              <w:t xml:space="preserve">Development Bank of Latin America and the Caribbean; Organisation of Ibero-American States</w:t>
             </w:r>
           </w:p>
         </w:tc>
@@ -297,8 +274,7 @@
     <w:tbl>
       <w:tblPr>
         <w:tblStyle w:val="Table"/>
-        <w:tblW w:type="pct" w:w="5000"/>
-        <w:tblLayout w:type="fixed"/>
+        <w:tblW w:type="auto" w:w="0"/>
         <w:tblLook w:firstRow="1" w:lastRow="0" w:firstColumn="0" w:lastColumn="0" w:noHBand="0" w:noVBand="0" w:val="0020"/>
       </w:tblPr>
       <w:tblGrid>
@@ -340,7 +316,7 @@
               <w:pStyle w:val="Compact"/>
             </w:pPr>
             <w:r>
-              <w:t xml:space="preserve">Regional &amp; International Cooperation</w:t>
+              <w:t xml:space="preserve">Technology &amp; Innovation</w:t>
             </w:r>
           </w:p>
         </w:tc>
@@ -351,7 +327,7 @@
               <w:pStyle w:val="Compact"/>
             </w:pPr>
             <w:r>
-              <w:t xml:space="preserve">Bi-regional Cooperation; Global Digital Cooperation; Digital &amp; Technological Partnerships</w:t>
+              <w:t xml:space="preserve">ICT Innovation</w:t>
             </w:r>
           </w:p>
         </w:tc>
@@ -364,7 +340,7 @@
               <w:pStyle w:val="Compact"/>
             </w:pPr>
             <w:r>
-              <w:t xml:space="preserve">Digital Transformation &amp; Strategy</w:t>
+              <w:t xml:space="preserve">Regional &amp; International Cooperation</w:t>
             </w:r>
           </w:p>
         </w:tc>
@@ -375,7 +351,7 @@
               <w:pStyle w:val="Compact"/>
             </w:pPr>
             <w:r>
-              <w:t xml:space="preserve">Digital Ecosystem; Digital Skills Development</w:t>
+              <w:t xml:space="preserve">Multilateralism</w:t>
             </w:r>
           </w:p>
         </w:tc>
@@ -400,7 +376,7 @@
         </w:numPr>
       </w:pPr>
       <w:r>
-        <w:t xml:space="preserve">Project for the Promotion and Articulation of Innovation Ecosystems in Latin America launched by CAF and OEI, targeting universities, SMEs, and innovation agencies across seven countries (Argentina, Colombia, Costa Rica, Ecuador, Panama, Paraguay, and Uruguay) from 2020 to 2022.</w:t>
+        <w:t xml:space="preserve">Delivery of 15 editions of the Innovation Challenges course (2021-2022), certified by the Polytechnic University of Valencia.</w:t>
       </w:r>
     </w:p>
     <w:p>
@@ -412,7 +388,7 @@
         </w:numPr>
       </w:pPr>
       <w:r>
-        <w:t xml:space="preserve">15 editions of the Innovation Challenges course delivered, designed and certified by the Polytechnic University of Valencia.</w:t>
+        <w:t xml:space="preserve">Partnership with SENA (Colombia) to co-finance pilot cohorts for innovation training.</w:t>
       </w:r>
     </w:p>
     <w:p>
@@ -424,7 +400,7 @@
         </w:numPr>
       </w:pPr>
       <w:r>
-        <w:t xml:space="preserve">Partnership with SENA (Colombia) to co-finance pilot cohorts for training.</w:t>
+        <w:t xml:space="preserve">Training of over 1,600 participants including university faculty, students, and SME representatives across seven Latin American countries.</w:t>
       </w:r>
     </w:p>
     <w:p>
@@ -436,7 +412,7 @@
         </w:numPr>
       </w:pPr>
       <w:r>
-        <w:t xml:space="preserve">1,600+ participants trained, including 500 university faculty and students, and approximately 1,000 SME representatives.</w:t>
+        <w:t xml:space="preserve">Engagement of 18 universities and 661 companies in building innovation capacities and receiving training support.</w:t>
       </w:r>
     </w:p>
     <w:p>
@@ -448,7 +424,7 @@
         </w:numPr>
       </w:pPr>
       <w:r>
-        <w:t xml:space="preserve">661 companies received training support, and 427 innovation challenges were formulated, with several obtaining national science-agency funding.</w:t>
+        <w:t xml:space="preserve">Formulation of 427 innovation challenges, with several obtaining national science-agency funding.</w:t>
       </w:r>
     </w:p>
     <w:p>
@@ -460,7 +436,7 @@
         </w:numPr>
       </w:pPr>
       <w:r>
-        <w:t xml:space="preserve">A regional network of universities and SMEs has been consolidated for ongoing collaboration, with plans for participants to replicate the training model to widen indirect beneficiaries.</w:t>
+        <w:t xml:space="preserve">Hosting of an international meeting in Costa Rica for cross-country peer exchange among stakeholders.</w:t>
       </w:r>
     </w:p>
     <w:p>
@@ -472,7 +448,31 @@
         </w:numPr>
       </w:pPr>
       <w:r>
-        <w:t xml:space="preserve">Exploration of a second phase by CAF and OEI focused on scaling successful innovation challenges.</w:t>
+        <w:t xml:space="preserve">Establishment of a regional network of universities and SMEs committed to ongoing collaboration in innovation.</w:t>
+      </w:r>
+    </w:p>
+    <w:p>
+      <w:pPr>
+        <w:pStyle w:val="Compact"/>
+        <w:numPr>
+          <w:ilvl w:val="0"/>
+          <w:numId w:val="1002"/>
+        </w:numPr>
+      </w:pPr>
+      <w:r>
+        <w:t xml:space="preserve">Replication of the training model by participants to expand indirect beneficiaries.</w:t>
+      </w:r>
+    </w:p>
+    <w:p>
+      <w:pPr>
+        <w:pStyle w:val="Compact"/>
+        <w:numPr>
+          <w:ilvl w:val="0"/>
+          <w:numId w:val="1002"/>
+        </w:numPr>
+      </w:pPr>
+      <w:r>
+        <w:t xml:space="preserve">Exploration by CAF and OEI of a second project phase focused on scaling successful innovation challenges.</w:t>
       </w:r>
     </w:p>
     <w:bookmarkEnd w:id="24"/>
